--- a/LB_5.docx
+++ b/LB_5.docx
@@ -10801,6 +10801,7 @@
       <w:r>
         <w:rPr>
           <w:rFonts w:ascii="Times New Roman" w:hAnsi="Times New Roman" w:cs="Times New Roman"/>
+          <w:noProof/>
           <w:sz w:val="24"/>
           <w:szCs w:val="24"/>
         </w:rPr>
@@ -22248,7 +22249,23 @@
           <w:rFonts w:ascii="Times New Roman" w:hAnsi="Times New Roman"/>
           <w:sz w:val="28"/>
         </w:rPr>
-        <w:t>, о.е.</w:t>
+        <w:t xml:space="preserve">, </w:t>
+      </w:r>
+      <w:proofErr w:type="spellStart"/>
+      <w:r>
+        <w:rPr>
+          <w:rFonts w:ascii="Times New Roman" w:hAnsi="Times New Roman"/>
+          <w:sz w:val="28"/>
+        </w:rPr>
+        <w:t>о.е</w:t>
+      </w:r>
+      <w:proofErr w:type="spellEnd"/>
+      <w:r>
+        <w:rPr>
+          <w:rFonts w:ascii="Times New Roman" w:hAnsi="Times New Roman"/>
+          <w:sz w:val="28"/>
+        </w:rPr>
+        <w:t>.</w:t>
       </w:r>
     </w:p>
     <w:p>
@@ -24062,7 +24079,23 @@
           <w:rFonts w:ascii="Times New Roman" w:hAnsi="Times New Roman"/>
           <w:sz w:val="28"/>
         </w:rPr>
-        <w:t>– коэффициент потребления, о.е.</w:t>
+        <w:t xml:space="preserve">– коэффициент потребления, </w:t>
+      </w:r>
+      <w:proofErr w:type="spellStart"/>
+      <w:r>
+        <w:rPr>
+          <w:rFonts w:ascii="Times New Roman" w:hAnsi="Times New Roman"/>
+          <w:sz w:val="28"/>
+        </w:rPr>
+        <w:t>о.е</w:t>
+      </w:r>
+      <w:proofErr w:type="spellEnd"/>
+      <w:r>
+        <w:rPr>
+          <w:rFonts w:ascii="Times New Roman" w:hAnsi="Times New Roman"/>
+          <w:sz w:val="28"/>
+        </w:rPr>
+        <w:t>.</w:t>
       </w:r>
     </w:p>
     <w:p>
@@ -25346,9 +25379,8 @@
     </w:p>
     <w:p>
       <w:pPr>
-        <w:shd w:val="clear" w:color="auto" w:fill="FFFFFF" w:themeFill="background1"/>
         <w:suppressAutoHyphens/>
-        <w:spacing w:line="360" w:lineRule="auto"/>
+        <w:spacing w:after="0" w:line="360" w:lineRule="auto"/>
         <w:ind w:firstLine="709"/>
         <w:jc w:val="both"/>
         <w:rPr>
@@ -25373,28 +25405,19 @@
           <w:bCs/>
           <w:sz w:val="28"/>
         </w:rPr>
-        <w:t>03.</w:t>
-      </w:r>
-      <w:r>
-        <w:rPr>
-          <w:rFonts w:ascii="Times New Roman" w:hAnsi="Times New Roman"/>
-          <w:sz w:val="28"/>
-        </w:rPr>
-        <w:t xml:space="preserve"> Частота процессора </w:t>
-      </w:r>
-      <w:r>
-        <w:rPr>
-          <w:rFonts w:ascii="Times New Roman" w:hAnsi="Times New Roman"/>
-          <w:sz w:val="28"/>
-          <w:shd w:val="clear" w:color="auto" w:fill="FFFFFF" w:themeFill="background1"/>
-        </w:rPr>
-        <w:t>не менее 2</w:t>
-      </w:r>
-      <w:r>
-        <w:rPr>
-          <w:rFonts w:ascii="Times New Roman" w:hAnsi="Times New Roman"/>
-          <w:sz w:val="28"/>
-          <w:shd w:val="clear" w:color="auto" w:fill="FFFFFF" w:themeFill="background1"/>
+        <w:t xml:space="preserve">03. </w:t>
+      </w:r>
+      <w:r>
+        <w:rPr>
+          <w:rFonts w:ascii="Times New Roman" w:hAnsi="Times New Roman"/>
+          <w:sz w:val="28"/>
+        </w:rPr>
+        <w:t>Частота процессора не менее 2</w:t>
+      </w:r>
+      <w:r>
+        <w:rPr>
+          <w:rFonts w:ascii="Times New Roman" w:hAnsi="Times New Roman"/>
+          <w:sz w:val="28"/>
         </w:rPr>
         <w:t>2</w:t>
       </w:r>
@@ -25402,31 +25425,29 @@
         <w:rPr>
           <w:rFonts w:ascii="Times New Roman" w:hAnsi="Times New Roman"/>
           <w:sz w:val="28"/>
-          <w:shd w:val="clear" w:color="auto" w:fill="FFFFFF" w:themeFill="background1"/>
         </w:rPr>
         <w:t>00 МГц.</w:t>
       </w:r>
     </w:p>
     <w:p>
       <w:pPr>
-        <w:shd w:val="clear" w:color="auto" w:fill="FFFFFF" w:themeFill="background1"/>
         <w:suppressAutoHyphens/>
-        <w:spacing w:line="360" w:lineRule="auto"/>
+        <w:spacing w:after="0" w:line="360" w:lineRule="auto"/>
         <w:ind w:firstLine="709"/>
         <w:jc w:val="both"/>
         <w:rPr>
           <w:rFonts w:ascii="Times New Roman" w:hAnsi="Times New Roman"/>
-          <w:sz w:val="28"/>
-          <w:shd w:val="clear" w:color="auto" w:fill="FFFF00"/>
-        </w:rPr>
-      </w:pPr>
-      <w:r>
-        <w:rPr>
-          <w:rFonts w:ascii="Times New Roman" w:hAnsi="Times New Roman"/>
-          <w:b/>
-          <w:bCs/>
-          <w:sz w:val="28"/>
-          <w:shd w:val="clear" w:color="auto" w:fill="FFFFFF" w:themeFill="background1"/>
+          <w:b/>
+          <w:bCs/>
+          <w:sz w:val="28"/>
+        </w:rPr>
+      </w:pPr>
+      <w:r>
+        <w:rPr>
+          <w:rFonts w:ascii="Times New Roman" w:hAnsi="Times New Roman"/>
+          <w:b/>
+          <w:bCs/>
+          <w:sz w:val="28"/>
           <w:lang w:val="en-US"/>
         </w:rPr>
         <w:t>C</w:t>
@@ -25437,39 +25458,34 @@
           <w:b/>
           <w:bCs/>
           <w:sz w:val="28"/>
-          <w:shd w:val="clear" w:color="auto" w:fill="FFFFFF" w:themeFill="background1"/>
-        </w:rPr>
-        <w:t>04.</w:t>
-      </w:r>
-      <w:r>
-        <w:rPr>
-          <w:rFonts w:ascii="Times New Roman" w:hAnsi="Times New Roman"/>
-          <w:sz w:val="28"/>
-          <w:shd w:val="clear" w:color="auto" w:fill="FFFFFF" w:themeFill="background1"/>
-        </w:rPr>
-        <w:t xml:space="preserve"> Объём оперативной памяти не менее 2 ГБ.</w:t>
-      </w:r>
-    </w:p>
-    <w:p>
-      <w:pPr>
-        <w:shd w:val="clear" w:color="auto" w:fill="FFFFFF" w:themeFill="background1"/>
+        </w:rPr>
+        <w:t xml:space="preserve">04. </w:t>
+      </w:r>
+      <w:r>
+        <w:rPr>
+          <w:rFonts w:ascii="Times New Roman" w:hAnsi="Times New Roman"/>
+          <w:sz w:val="28"/>
+        </w:rPr>
+        <w:t>Объём оперативной памяти не менее 2 ГБ.</w:t>
+      </w:r>
+    </w:p>
+    <w:p>
+      <w:pPr>
         <w:suppressAutoHyphens/>
-        <w:spacing w:line="360" w:lineRule="auto"/>
+        <w:spacing w:after="0" w:line="360" w:lineRule="auto"/>
         <w:ind w:firstLine="709"/>
         <w:jc w:val="both"/>
         <w:rPr>
           <w:rFonts w:ascii="Times New Roman" w:hAnsi="Times New Roman"/>
           <w:sz w:val="28"/>
-          <w:shd w:val="clear" w:color="auto" w:fill="FFFF00"/>
-        </w:rPr>
-      </w:pPr>
-      <w:r>
-        <w:rPr>
-          <w:rFonts w:ascii="Times New Roman" w:hAnsi="Times New Roman"/>
-          <w:b/>
-          <w:bCs/>
-          <w:sz w:val="28"/>
-          <w:shd w:val="clear" w:color="auto" w:fill="FFFFFF" w:themeFill="background1"/>
+        </w:rPr>
+      </w:pPr>
+      <w:r>
+        <w:rPr>
+          <w:rFonts w:ascii="Times New Roman" w:hAnsi="Times New Roman"/>
+          <w:b/>
+          <w:bCs/>
+          <w:sz w:val="28"/>
           <w:lang w:val="en-US"/>
         </w:rPr>
         <w:t>C</w:t>
@@ -25480,77 +25496,20 @@
           <w:b/>
           <w:bCs/>
           <w:sz w:val="28"/>
-          <w:shd w:val="clear" w:color="auto" w:fill="FFFFFF" w:themeFill="background1"/>
-        </w:rPr>
-        <w:t>0</w:t>
-      </w:r>
-      <w:r>
-        <w:rPr>
-          <w:rFonts w:ascii="Times New Roman" w:hAnsi="Times New Roman"/>
-          <w:b/>
-          <w:bCs/>
-          <w:sz w:val="28"/>
-          <w:shd w:val="clear" w:color="auto" w:fill="FFFFFF" w:themeFill="background1"/>
-        </w:rPr>
-        <w:t>5</w:t>
-      </w:r>
-      <w:r>
-        <w:rPr>
-          <w:rFonts w:ascii="Times New Roman" w:hAnsi="Times New Roman"/>
-          <w:b/>
-          <w:bCs/>
-          <w:sz w:val="28"/>
-          <w:shd w:val="clear" w:color="auto" w:fill="FFFFFF" w:themeFill="background1"/>
-        </w:rPr>
-        <w:t>.</w:t>
-      </w:r>
-      <w:r>
-        <w:rPr>
-          <w:rFonts w:ascii="Times New Roman" w:hAnsi="Times New Roman"/>
-          <w:sz w:val="28"/>
-          <w:shd w:val="clear" w:color="auto" w:fill="FFFFFF" w:themeFill="background1"/>
-        </w:rPr>
-        <w:t xml:space="preserve"> Объём </w:t>
-      </w:r>
-      <w:r>
-        <w:rPr>
-          <w:rFonts w:ascii="Times New Roman" w:hAnsi="Times New Roman"/>
-          <w:sz w:val="28"/>
-          <w:shd w:val="clear" w:color="auto" w:fill="FFFFFF" w:themeFill="background1"/>
-          <w:lang w:val="en-US"/>
-        </w:rPr>
-        <w:t>HDD</w:t>
-      </w:r>
-      <w:r>
-        <w:rPr>
-          <w:rFonts w:ascii="Times New Roman" w:hAnsi="Times New Roman"/>
-          <w:sz w:val="28"/>
-          <w:shd w:val="clear" w:color="auto" w:fill="FFFFFF" w:themeFill="background1"/>
-        </w:rPr>
-        <w:t>/</w:t>
-      </w:r>
-      <w:r>
-        <w:rPr>
-          <w:rFonts w:ascii="Times New Roman" w:hAnsi="Times New Roman"/>
-          <w:sz w:val="28"/>
-          <w:shd w:val="clear" w:color="auto" w:fill="FFFFFF" w:themeFill="background1"/>
-          <w:lang w:val="en-US"/>
-        </w:rPr>
-        <w:t>SSD</w:t>
-      </w:r>
-      <w:r>
-        <w:rPr>
-          <w:rFonts w:ascii="Times New Roman" w:hAnsi="Times New Roman"/>
-          <w:sz w:val="28"/>
-          <w:shd w:val="clear" w:color="auto" w:fill="FFFFFF" w:themeFill="background1"/>
-        </w:rPr>
-        <w:t xml:space="preserve"> памяти не менее </w:t>
-      </w:r>
-      <w:r>
-        <w:rPr>
-          <w:rFonts w:ascii="Times New Roman" w:hAnsi="Times New Roman"/>
-          <w:sz w:val="28"/>
-          <w:shd w:val="clear" w:color="auto" w:fill="FFFFFF" w:themeFill="background1"/>
+        </w:rPr>
+        <w:t xml:space="preserve">05. </w:t>
+      </w:r>
+      <w:r>
+        <w:rPr>
+          <w:rFonts w:ascii="Times New Roman" w:hAnsi="Times New Roman"/>
+          <w:sz w:val="28"/>
+        </w:rPr>
+        <w:t xml:space="preserve">Объём HDD/SSD памяти не менее </w:t>
+      </w:r>
+      <w:r>
+        <w:rPr>
+          <w:rFonts w:ascii="Times New Roman" w:hAnsi="Times New Roman"/>
+          <w:sz w:val="28"/>
         </w:rPr>
         <w:t>500 Мб</w:t>
       </w:r>
@@ -25558,7 +25517,6 @@
         <w:rPr>
           <w:rFonts w:ascii="Times New Roman" w:hAnsi="Times New Roman"/>
           <w:sz w:val="28"/>
-          <w:shd w:val="clear" w:color="auto" w:fill="FFFFFF" w:themeFill="background1"/>
         </w:rPr>
         <w:t>.</w:t>
       </w:r>
